--- a/templates/Допуск_персонала.docx
+++ b/templates/Допуск_персонала.docx
@@ -93,7 +93,6 @@
         </w:rPr>
         <w:t>Кому_должность</w:t>
       </w:r>
-      <w:bookmarkStart w:id="0" w:name="_GoBack"/>
       <w:proofErr w:type="spellEnd"/>
       <w:r>
         <w:rPr>
@@ -103,7 +102,6 @@
         </w:rPr>
         <w:t>]]</w:t>
       </w:r>
-      <w:bookmarkEnd w:id="0"/>
     </w:p>
     <w:p>
       <w:pPr>
@@ -530,25 +528,23 @@
           <w:sz w:val="28"/>
           <w:szCs w:val="26"/>
         </w:rPr>
-        <w:t xml:space="preserve"> на объекты электроэнергетики филиала АО «</w:t>
-      </w:r>
-      <w:proofErr w:type="spellStart"/>
-      <w:r>
-        <w:rPr>
-          <w:rFonts w:ascii="Times New Roman" w:hAnsi="Times New Roman"/>
-          <w:sz w:val="28"/>
-          <w:szCs w:val="26"/>
-        </w:rPr>
-        <w:t>Россети</w:t>
-      </w:r>
-      <w:proofErr w:type="spellEnd"/>
-      <w:r>
-        <w:rPr>
-          <w:rFonts w:ascii="Times New Roman" w:hAnsi="Times New Roman"/>
-          <w:sz w:val="28"/>
-          <w:szCs w:val="26"/>
-        </w:rPr>
-        <w:t xml:space="preserve"> Кубань» </w:t>
+        <w:t xml:space="preserve"> на объекты электроэнергетики </w:t>
+      </w:r>
+      <w:r>
+        <w:rPr>
+          <w:rFonts w:ascii="Times New Roman" w:hAnsi="Times New Roman"/>
+          <w:sz w:val="28"/>
+          <w:szCs w:val="26"/>
+        </w:rPr>
+        <w:t>предприятия</w:t>
+      </w:r>
+      <w:r>
+        <w:rPr>
+          <w:rFonts w:ascii="Times New Roman" w:hAnsi="Times New Roman"/>
+          <w:sz w:val="28"/>
+          <w:szCs w:val="26"/>
+        </w:rPr>
+        <w:t xml:space="preserve"> </w:t>
       </w:r>
       <w:r>
         <w:rPr>
@@ -799,7 +795,7 @@
           <w:sz w:val="28"/>
           <w:szCs w:val="26"/>
         </w:rPr>
-        <w:t xml:space="preserve">Начальник департамента эксплуатации и </w:t>
+        <w:t xml:space="preserve">Заместитель начальника Департамента </w:t>
       </w:r>
     </w:p>
     <w:p>
@@ -817,7 +813,75 @@
           <w:sz w:val="28"/>
           <w:szCs w:val="26"/>
         </w:rPr>
-        <w:t>размещения ВОЛС на воздушных линиях                                              Е.А. Демина</w:t>
+        <w:t xml:space="preserve">телекоммуникационных сервисов – </w:t>
+      </w:r>
+    </w:p>
+    <w:p>
+      <w:pPr>
+        <w:jc w:val="both"/>
+        <w:rPr>
+          <w:rFonts w:ascii="Times New Roman" w:hAnsi="Times New Roman"/>
+          <w:sz w:val="28"/>
+          <w:szCs w:val="26"/>
+        </w:rPr>
+      </w:pPr>
+      <w:r>
+        <w:rPr>
+          <w:rFonts w:ascii="Times New Roman" w:hAnsi="Times New Roman"/>
+          <w:sz w:val="28"/>
+          <w:szCs w:val="26"/>
+        </w:rPr>
+        <w:t xml:space="preserve">Начальник Управления размещения ВОЛС </w:t>
+      </w:r>
+    </w:p>
+    <w:p>
+      <w:pPr>
+        <w:jc w:val="both"/>
+        <w:rPr>
+          <w:rFonts w:ascii="Times New Roman" w:hAnsi="Times New Roman"/>
+          <w:sz w:val="28"/>
+          <w:szCs w:val="26"/>
+        </w:rPr>
+      </w:pPr>
+      <w:r>
+        <w:rPr>
+          <w:rFonts w:ascii="Times New Roman" w:hAnsi="Times New Roman"/>
+          <w:sz w:val="28"/>
+          <w:szCs w:val="26"/>
+        </w:rPr>
+        <w:t>на воздушных линиях</w:t>
+      </w:r>
+      <w:r>
+        <w:rPr>
+          <w:rFonts w:ascii="Times New Roman" w:hAnsi="Times New Roman"/>
+          <w:sz w:val="28"/>
+          <w:szCs w:val="26"/>
+        </w:rPr>
+        <w:tab/>
+      </w:r>
+      <w:r>
+        <w:rPr>
+          <w:rFonts w:ascii="Times New Roman" w:hAnsi="Times New Roman"/>
+          <w:sz w:val="28"/>
+          <w:szCs w:val="26"/>
+        </w:rPr>
+        <w:tab/>
+      </w:r>
+      <w:r>
+        <w:rPr>
+          <w:rFonts w:ascii="Times New Roman" w:hAnsi="Times New Roman"/>
+          <w:sz w:val="28"/>
+          <w:szCs w:val="26"/>
+        </w:rPr>
+        <w:tab/>
+      </w:r>
+      <w:r>
+        <w:rPr>
+          <w:rFonts w:ascii="Times New Roman" w:hAnsi="Times New Roman"/>
+          <w:sz w:val="28"/>
+          <w:szCs w:val="26"/>
+        </w:rPr>
+        <w:t xml:space="preserve">                                              Е.А. Демина</w:t>
       </w:r>
     </w:p>
     <w:p>
@@ -856,15 +920,8 @@
           <w:szCs w:val="26"/>
         </w:rPr>
       </w:pPr>
-    </w:p>
-    <w:p>
-      <w:pPr>
-        <w:rPr>
-          <w:rFonts w:ascii="Times New Roman" w:hAnsi="Times New Roman"/>
-          <w:sz w:val="26"/>
-          <w:szCs w:val="26"/>
-        </w:rPr>
-      </w:pPr>
+      <w:bookmarkStart w:id="0" w:name="_GoBack"/>
+      <w:bookmarkEnd w:id="0"/>
     </w:p>
     <w:p>
       <w:pPr>

--- a/templates/Допуск_персонала.docx
+++ b/templates/Допуск_персонала.docx
@@ -496,7 +496,25 @@
           <w:sz w:val="28"/>
           <w:szCs w:val="26"/>
         </w:rPr>
-        <w:t xml:space="preserve">В соответствии с Договором коммерческого представительства от 18.12.2019 №УВВ-77Д-2345-19/407/30-1602, прошу Вас разрешить доступ сотрудников организаций </w:t>
+        <w:t xml:space="preserve">В соответствии с Договором коммерческого представительства </w:t>
+      </w:r>
+      <w:r>
+        <w:rPr>
+          <w:rFonts w:ascii="Times New Roman" w:hAnsi="Times New Roman"/>
+          <w:sz w:val="28"/>
+          <w:szCs w:val="26"/>
+        </w:rPr>
+        <w:t>от 28.11.2024 №10001401000118/УВВ-77Д-0842-14</w:t>
+      </w:r>
+      <w:bookmarkStart w:id="0" w:name="_GoBack"/>
+      <w:bookmarkEnd w:id="0"/>
+      <w:r>
+        <w:rPr>
+          <w:rFonts w:ascii="Times New Roman" w:hAnsi="Times New Roman"/>
+          <w:sz w:val="28"/>
+          <w:szCs w:val="26"/>
+        </w:rPr>
+        <w:t xml:space="preserve">, прошу Вас разрешить доступ сотрудников организаций </w:t>
       </w:r>
       <w:r>
         <w:rPr>
@@ -920,8 +938,6 @@
           <w:szCs w:val="26"/>
         </w:rPr>
       </w:pPr>
-      <w:bookmarkStart w:id="0" w:name="_GoBack"/>
-      <w:bookmarkEnd w:id="0"/>
     </w:p>
     <w:p>
       <w:pPr>

--- a/templates/Допуск_персонала.docx
+++ b/templates/Допуск_персонала.docx
@@ -84,7 +84,6 @@
         </w:rPr>
         <w:t>[[</w:t>
       </w:r>
-      <w:proofErr w:type="spellStart"/>
       <w:r>
         <w:rPr>
           <w:rFonts w:ascii="Times New Roman" w:hAnsi="Times New Roman"/>
@@ -93,7 +92,6 @@
         </w:rPr>
         <w:t>Кому_должность</w:t>
       </w:r>
-      <w:proofErr w:type="spellEnd"/>
       <w:r>
         <w:rPr>
           <w:rFonts w:ascii="Times New Roman" w:hAnsi="Times New Roman"/>
@@ -164,7 +162,6 @@
         </w:rPr>
         <w:t>[[</w:t>
       </w:r>
-      <w:proofErr w:type="spellStart"/>
       <w:r>
         <w:rPr>
           <w:rFonts w:ascii="Times New Roman" w:hAnsi="Times New Roman"/>
@@ -173,7 +170,6 @@
         </w:rPr>
         <w:t>Кому_ФИО</w:t>
       </w:r>
-      <w:proofErr w:type="spellEnd"/>
       <w:r>
         <w:rPr>
           <w:rFonts w:ascii="Times New Roman" w:hAnsi="Times New Roman"/>
@@ -321,7 +317,6 @@
         </w:rPr>
         <w:t>[[</w:t>
       </w:r>
-      <w:proofErr w:type="spellStart"/>
       <w:r>
         <w:rPr>
           <w:rFonts w:ascii="Times New Roman" w:hAnsi="Times New Roman"/>
@@ -330,7 +325,6 @@
         </w:rPr>
         <w:t>Место_запрашиваемого_размещения</w:t>
       </w:r>
-      <w:proofErr w:type="spellEnd"/>
       <w:r>
         <w:rPr>
           <w:rFonts w:ascii="Times New Roman" w:hAnsi="Times New Roman"/>
@@ -407,7 +401,6 @@
         </w:rPr>
         <w:t>[[</w:t>
       </w:r>
-      <w:proofErr w:type="spellStart"/>
       <w:r>
         <w:rPr>
           <w:rFonts w:ascii="Times New Roman" w:hAnsi="Times New Roman"/>
@@ -416,7 +409,6 @@
         </w:rPr>
         <w:t>ый_ая</w:t>
       </w:r>
-      <w:proofErr w:type="spellEnd"/>
       <w:r>
         <w:rPr>
           <w:rFonts w:ascii="Times New Roman" w:hAnsi="Times New Roman"/>
@@ -496,15 +488,7 @@
           <w:sz w:val="28"/>
           <w:szCs w:val="26"/>
         </w:rPr>
-        <w:t xml:space="preserve">В соответствии с Договором коммерческого представительства </w:t>
-      </w:r>
-      <w:r>
-        <w:rPr>
-          <w:rFonts w:ascii="Times New Roman" w:hAnsi="Times New Roman"/>
-          <w:sz w:val="28"/>
-          <w:szCs w:val="26"/>
-        </w:rPr>
-        <w:t>от 28.11.2024 №10001401000118/УВВ-77Д-0842-14</w:t>
+        <w:t>В соответствии с д</w:t>
       </w:r>
       <w:bookmarkStart w:id="0" w:name="_GoBack"/>
       <w:bookmarkEnd w:id="0"/>
@@ -514,6 +498,22 @@
           <w:sz w:val="28"/>
           <w:szCs w:val="26"/>
         </w:rPr>
+        <w:t xml:space="preserve">оговором коммерческого представительства </w:t>
+      </w:r>
+      <w:r>
+        <w:rPr>
+          <w:rFonts w:ascii="Times New Roman" w:hAnsi="Times New Roman"/>
+          <w:sz w:val="28"/>
+          <w:szCs w:val="26"/>
+        </w:rPr>
+        <w:t>от 28.11.2024 №10001401000118/УВВ-77Д-0842-14</w:t>
+      </w:r>
+      <w:r>
+        <w:rPr>
+          <w:rFonts w:ascii="Times New Roman" w:hAnsi="Times New Roman"/>
+          <w:sz w:val="28"/>
+          <w:szCs w:val="26"/>
+        </w:rPr>
         <w:t xml:space="preserve">, прошу Вас разрешить доступ сотрудников организаций </w:t>
       </w:r>
       <w:r>
@@ -612,7 +612,6 @@
         </w:rPr>
         <w:t>[[</w:t>
       </w:r>
-      <w:proofErr w:type="spellStart"/>
       <w:r>
         <w:rPr>
           <w:rFonts w:ascii="Times New Roman" w:hAnsi="Times New Roman"/>
@@ -621,7 +620,6 @@
         </w:rPr>
         <w:t>Место_запрашиваемого_размещения</w:t>
       </w:r>
-      <w:proofErr w:type="spellEnd"/>
       <w:r>
         <w:rPr>
           <w:rFonts w:ascii="Times New Roman" w:hAnsi="Times New Roman"/>
@@ -1011,7 +1009,6 @@
           <w:szCs w:val="22"/>
         </w:rPr>
       </w:pPr>
-      <w:proofErr w:type="spellStart"/>
       <w:r>
         <w:rPr>
           <w:rFonts w:ascii="Times New Roman" w:hAnsi="Times New Roman"/>
@@ -1021,7 +1018,6 @@
         </w:rPr>
         <w:t>nelipa</w:t>
       </w:r>
-      <w:proofErr w:type="spellEnd"/>
       <w:r>
         <w:rPr>
           <w:rFonts w:ascii="Times New Roman" w:hAnsi="Times New Roman"/>
@@ -1045,18 +1041,8 @@
           <w:sz w:val="20"/>
           <w:szCs w:val="22"/>
         </w:rPr>
-        <w:t>@</w:t>
-      </w:r>
-      <w:proofErr w:type="spellStart"/>
-      <w:r>
-        <w:rPr>
-          <w:rFonts w:ascii="Times New Roman" w:hAnsi="Times New Roman"/>
-          <w:sz w:val="20"/>
-          <w:szCs w:val="22"/>
-        </w:rPr>
-        <w:t>rosseti.digital</w:t>
-      </w:r>
-      <w:proofErr w:type="spellEnd"/>
+        <w:t>@rosseti.digital</w:t>
+      </w:r>
     </w:p>
     <w:sectPr>
       <w:headerReference w:type="first" r:id="rId6"/>
